--- a/casos/Caso 2.docx
+++ b/casos/Caso 2.docx
@@ -320,7 +320,6 @@
         <w:rPr>
           <w:rtl w:val="0"/>
         </w:rPr>
-        <w:t xml:space="preserve">Soportar 1 canal (consola)</w:t>
       </w:r>
     </w:p>
     <w:p>
